--- a/public/kp/KP-PVSistema-PDF.docx
+++ b/public/kp/KP-PVSistema-PDF.docx
@@ -584,6 +584,48 @@
     </w:p>
     <w:p>
       <w:pPr>
+        <w:pStyle w:val="ListBullet"/>
+        <w:spacing w:after="40" w:line="240" w:lineRule="auto"/>
+        <w:ind w:left="510" w:hanging="227"/>
+      </w:pPr>
+      <w:r>
+        <w:rPr>
+          <w:rFonts w:ascii="Times New Roman" w:hAnsi="Times New Roman"/>
+          <w:sz w:val="24"/>
+        </w:rPr>
+        <w:t>сканировать бумажные документы прямо из программы, в том числе пачками;</w:t>
+      </w:r>
+    </w:p>
+    <w:p>
+      <w:pPr>
+        <w:pStyle w:val="ListBullet"/>
+        <w:spacing w:after="40" w:line="240" w:lineRule="auto"/>
+        <w:ind w:left="510" w:hanging="227"/>
+      </w:pPr>
+      <w:r>
+        <w:rPr>
+          <w:rFonts w:ascii="Times New Roman" w:hAnsi="Times New Roman"/>
+          <w:sz w:val="24"/>
+        </w:rPr>
+        <w:t>создавать документы PDF из фотографий, сканов TIFF и снимков HEIC;</w:t>
+      </w:r>
+    </w:p>
+    <w:p>
+      <w:pPr>
+        <w:pStyle w:val="ListBullet"/>
+        <w:spacing w:after="40" w:line="240" w:lineRule="auto"/>
+        <w:ind w:left="510" w:hanging="227"/>
+      </w:pPr>
+      <w:r>
+        <w:rPr>
+          <w:rFonts w:ascii="Times New Roman" w:hAnsi="Times New Roman"/>
+          <w:sz w:val="24"/>
+        </w:rPr>
+        <w:t>уменьшать размер файла для отправки по электронной почте.</w:t>
+      </w:r>
+    </w:p>
+    <w:p>
+      <w:pPr>
         <w:spacing w:before="0" w:after="160" w:line="240" w:lineRule="auto"/>
       </w:pPr>
     </w:p>
@@ -878,7 +920,119 @@
           <w:rFonts w:ascii="Times New Roman" w:hAnsi="Times New Roman"/>
           <w:sz w:val="24"/>
         </w:rPr>
+        <w:t>сохранение страниц в форматах PNG и HTML;</w:t>
+      </w:r>
+    </w:p>
+    <w:p>
+      <w:pPr>
+        <w:pStyle w:val="ListBullet"/>
+        <w:spacing w:after="40" w:line="240" w:lineRule="auto"/>
+        <w:ind w:left="510" w:hanging="227"/>
+      </w:pPr>
+      <w:r>
+        <w:rPr>
+          <w:rFonts w:ascii="Times New Roman" w:hAnsi="Times New Roman"/>
+          <w:sz w:val="24"/>
+        </w:rPr>
         <w:t>распознавание текста на сканах и фотографиях документов.</w:t>
+      </w:r>
+    </w:p>
+    <w:p>
+      <w:pPr>
+        <w:spacing w:before="80" w:after="60" w:line="240" w:lineRule="auto"/>
+      </w:pPr>
+      <w:r>
+        <w:rPr>
+          <w:rFonts w:ascii="Times New Roman" w:hAnsi="Times New Roman"/>
+          <w:b/>
+          <w:i w:val="0"/>
+          <w:sz w:val="24"/>
+        </w:rPr>
+        <w:t>Работа с бумажными документами:</w:t>
+      </w:r>
+    </w:p>
+    <w:p>
+      <w:pPr>
+        <w:pStyle w:val="ListBullet"/>
+        <w:spacing w:after="40" w:line="240" w:lineRule="auto"/>
+        <w:ind w:left="510" w:hanging="227"/>
+      </w:pPr>
+      <w:r>
+        <w:rPr>
+          <w:rFonts w:ascii="Times New Roman" w:hAnsi="Times New Roman"/>
+          <w:sz w:val="24"/>
+        </w:rPr>
+        <w:t>сканирование одной страницы или пачки листов подряд;</w:t>
+      </w:r>
+    </w:p>
+    <w:p>
+      <w:pPr>
+        <w:pStyle w:val="ListBullet"/>
+        <w:spacing w:after="40" w:line="240" w:lineRule="auto"/>
+        <w:ind w:left="510" w:hanging="227"/>
+      </w:pPr>
+      <w:r>
+        <w:rPr>
+          <w:rFonts w:ascii="Times New Roman" w:hAnsi="Times New Roman"/>
+          <w:sz w:val="24"/>
+        </w:rPr>
+        <w:t>повтор сканирования с ранее выбранными настройками;</w:t>
+      </w:r>
+    </w:p>
+    <w:p>
+      <w:pPr>
+        <w:pStyle w:val="ListBullet"/>
+        <w:spacing w:after="40" w:line="240" w:lineRule="auto"/>
+        <w:ind w:left="510" w:hanging="227"/>
+      </w:pPr>
+      <w:r>
+        <w:rPr>
+          <w:rFonts w:ascii="Times New Roman" w:hAnsi="Times New Roman"/>
+          <w:sz w:val="24"/>
+        </w:rPr>
+        <w:t>добавление отсканированного листа сразу в открытый документ;</w:t>
+      </w:r>
+    </w:p>
+    <w:p>
+      <w:pPr>
+        <w:pStyle w:val="ListBullet"/>
+        <w:spacing w:after="40" w:line="240" w:lineRule="auto"/>
+        <w:ind w:left="510" w:hanging="227"/>
+      </w:pPr>
+      <w:r>
+        <w:rPr>
+          <w:rFonts w:ascii="Times New Roman" w:hAnsi="Times New Roman"/>
+          <w:sz w:val="24"/>
+        </w:rPr>
+        <w:t>улучшение читаемости скана: осветление фона и повышение контраста;</w:t>
+      </w:r>
+    </w:p>
+    <w:p>
+      <w:pPr>
+        <w:pStyle w:val="ListBullet"/>
+        <w:spacing w:after="40" w:line="240" w:lineRule="auto"/>
+        <w:ind w:left="510" w:hanging="227"/>
+      </w:pPr>
+      <w:r>
+        <w:rPr>
+          <w:rFonts w:ascii="Times New Roman" w:hAnsi="Times New Roman"/>
+          <w:sz w:val="24"/>
+        </w:rPr>
+        <w:t>сборка документа PDF из фотографий JPG, PNG и снимков HEIC с телефона;</w:t>
+      </w:r>
+    </w:p>
+    <w:p>
+      <w:pPr>
+        <w:pStyle w:val="ListBullet"/>
+        <w:spacing w:after="40" w:line="240" w:lineRule="auto"/>
+        <w:ind w:left="510" w:hanging="227"/>
+      </w:pPr>
+      <w:r>
+        <w:rPr>
+          <w:rFonts w:ascii="Times New Roman" w:hAnsi="Times New Roman"/>
+          <w:sz w:val="24"/>
+        </w:rPr>
+        <w:t>преобразование одно- и многостраничных сканов TIFF в PDF.</w:t>
       </w:r>
     </w:p>
     <w:p>
@@ -977,6 +1131,34 @@
           <w:sz w:val="24"/>
         </w:rPr>
         <w:t>централизованное управление лицензиями предприятия;</w:t>
+      </w:r>
+    </w:p>
+    <w:p>
+      <w:pPr>
+        <w:pStyle w:val="ListBullet"/>
+        <w:spacing w:after="40" w:line="240" w:lineRule="auto"/>
+        <w:ind w:left="510" w:hanging="227"/>
+      </w:pPr>
+      <w:r>
+        <w:rPr>
+          <w:rFonts w:ascii="Times New Roman" w:hAnsi="Times New Roman"/>
+          <w:sz w:val="24"/>
+        </w:rPr>
+        <w:t>учёт рабочих мест: видно, на каких компьютерах используется лицензия;</w:t>
+      </w:r>
+    </w:p>
+    <w:p>
+      <w:pPr>
+        <w:pStyle w:val="ListBullet"/>
+        <w:spacing w:after="40" w:line="240" w:lineRule="auto"/>
+        <w:ind w:left="510" w:hanging="227"/>
+      </w:pPr>
+      <w:r>
+        <w:rPr>
+          <w:rFonts w:ascii="Times New Roman" w:hAnsi="Times New Roman"/>
+          <w:sz w:val="24"/>
+        </w:rPr>
+        <w:t>возможность потребовать обновления: устаревшие версии останавливаются до его установки;</w:t>
       </w:r>
     </w:p>
     <w:p>
